--- a/examples/tutorial/doc/30-visual-analysis-and-reporting.docx
+++ b/examples/tutorial/doc/30-visual-analysis-and-reporting.docx
@@ -2,13 +2,13 @@
 <file path=word/document.xml><?xml version="1.0" encoding="utf-8"?>
 <w:document xmlns:w="http://schemas.openxmlformats.org/wordprocessingml/2006/main" xmlns:m="http://schemas.openxmlformats.org/officeDocument/2006/math" xmlns:r="http://schemas.openxmlformats.org/officeDocument/2006/relationships" xmlns:o="urn:schemas-microsoft-com:office:office" xmlns:v="urn:schemas-microsoft-com:vml" xmlns:w10="urn:schemas-microsoft-com:office:word" xmlns:a="http://schemas.openxmlformats.org/drawingml/2006/main" xmlns:pic="http://schemas.openxmlformats.org/drawingml/2006/picture" xmlns:wp="http://schemas.openxmlformats.org/drawingml/2006/wordprocessingDrawing">
   <w:body>
-    <w:bookmarkStart w:id="12" w:name="X48dcf2b29fda3ec06995faf61839571cd48a726"/>
+    <w:bookmarkStart w:id="12" w:name="X0d6b78f693cdbb6416e98463dfb37a866b3143c"/>
     <w:p>
       <w:pPr>
         <w:pStyle w:val="Heading2"/>
       </w:pPr>
       <w:r>
-        <w:t xml:space="preserve">Tutorial 12 - Visual Analysis and Reporting</w:t>
+        <w:t xml:space="preserve">Tutorial 30 - Visual Analysis and Reporting</w:t>
       </w:r>
     </w:p>
     <w:p>
@@ -609,7 +609,7 @@
               <a:graphicData uri="http://schemas.openxmlformats.org/drawingml/2006/picture">
                 <pic:pic>
                   <pic:nvPicPr>
-                    <pic:cNvPr descr="/home/gpca/daltoolbox/examples/tutorial/doc/12-visual-analysis-and-reporting_files/47c856a3b02aea462ae3d27fae39537484ff53fb.png" id="11" name="Picture"/>
+                    <pic:cNvPr descr="/home/gpca/daltoolbox/examples/tutorial/doc/30-visual-analysis-and-reporting_files/47c856a3b02aea462ae3d27fae39537484ff53fb.png" id="11" name="Picture"/>
                     <pic:cNvPicPr>
                       <a:picLocks noChangeArrowheads="1" noChangeAspect="1"/>
                     </pic:cNvPicPr>
@@ -1446,6 +1446,32 @@
       </w:pPr>
       <w:r>
         <w:t xml:space="preserve">For teaching purposes, this tutorial shows that analysis and communication should be treated as part of the same workflow.</w:t>
+      </w:r>
+    </w:p>
+    <w:p>
+      <w:pPr>
+        <w:pStyle w:val="BodyText"/>
+      </w:pPr>
+      <w:r>
+        <w:t xml:space="preserve">What to observe</w:t>
+      </w:r>
+      <w:r>
+        <w:t xml:space="preserve"> </w:t>
+      </w:r>
+      <w:r>
+        <w:t xml:space="preserve">- The plot supports interpretation before model choice, not only after modeling.</w:t>
+      </w:r>
+      <w:r>
+        <w:t xml:space="preserve"> </w:t>
+      </w:r>
+      <w:r>
+        <w:t xml:space="preserve">- The compact report table makes different learners easier to compare in a reproducible way.</w:t>
+      </w:r>
+      <w:r>
+        <w:t xml:space="preserve"> </w:t>
+      </w:r>
+      <w:r>
+        <w:t xml:space="preserve">- Visualization and reporting are part of the experiment design, not only presentation after the fact.</w:t>
       </w:r>
     </w:p>
     <w:bookmarkEnd w:id="12"/>
